--- a/Trabalho-Final/evidencias/Execucao_Trabalho_Final.docx
+++ b/Trabalho-Final/evidencias/Execucao_Trabalho_Final.docx
@@ -48,23 +48,13 @@
         </w:rPr>
         <w:br/>
       </w:r>
-      <w:proofErr w:type="spellStart"/>
       <w:r>
         <w:rPr>
           <w:i/>
           <w:iCs/>
           <w:lang w:val="pt-BR"/>
         </w:rPr>
-        <w:t>cd</w:t>
-      </w:r>
-      <w:proofErr w:type="spellEnd"/>
-      <w:r>
-        <w:rPr>
-          <w:i/>
-          <w:iCs/>
-          <w:lang w:val="pt-BR"/>
-        </w:rPr>
-        <w:t xml:space="preserve"> 04-Trabalho-Final/</w:t>
+        <w:t>cd 04-Trabalho-Final/</w:t>
       </w:r>
       <w:r>
         <w:rPr>
@@ -73,24 +63,7 @@
           <w:lang w:val="pt-BR"/>
         </w:rPr>
         <w:br/>
-      </w:r>
-      <w:proofErr w:type="spellStart"/>
-      <w:r>
-        <w:rPr>
-          <w:i/>
-          <w:iCs/>
-          <w:lang w:val="pt-BR"/>
-        </w:rPr>
-        <w:t>bash</w:t>
-      </w:r>
-      <w:proofErr w:type="spellEnd"/>
-      <w:r>
-        <w:rPr>
-          <w:i/>
-          <w:iCs/>
-          <w:lang w:val="pt-BR"/>
-        </w:rPr>
-        <w:t xml:space="preserve"> scripts/setup_aluno.sh</w:t>
+        <w:t>bash scripts/setup_aluno.sh</w:t>
       </w:r>
     </w:p>
     <w:p>
@@ -233,23 +206,13 @@
         </w:rPr>
         <w:br/>
       </w:r>
-      <w:proofErr w:type="spellStart"/>
       <w:r>
         <w:rPr>
           <w:i/>
           <w:iCs/>
           <w:lang w:val="pt-BR"/>
         </w:rPr>
-        <w:t>cd</w:t>
-      </w:r>
-      <w:proofErr w:type="spellEnd"/>
-      <w:r>
-        <w:rPr>
-          <w:i/>
-          <w:iCs/>
-          <w:lang w:val="pt-BR"/>
-        </w:rPr>
-        <w:t xml:space="preserve"> /workspaces/FIAP-Data-Warehouse-Lakehouse-e-Data-Mesh/04-Trabalho-Final &amp;&amp; \</w:t>
+        <w:t>cd /workspaces/FIAP-Data-Warehouse-Lakehouse-e-Data-Mesh/04-Trabalho-Final &amp;&amp; \</w:t>
       </w:r>
     </w:p>
     <w:p>
@@ -257,7 +220,6 @@
         <w:rPr>
           <w:i/>
           <w:iCs/>
-          <w:lang w:val="pt-BR"/>
         </w:rPr>
       </w:pPr>
       <w:r>
@@ -448,50 +410,15 @@
         <w:rPr>
           <w:lang w:val="pt-BR"/>
         </w:rPr>
-        <w:t>2. Tabelas Iceberg (</w:t>
-      </w:r>
-      <w:proofErr w:type="spellStart"/>
-      <w:r>
-        <w:rPr>
-          <w:lang w:val="pt-BR"/>
-        </w:rPr>
-        <w:t>clientes_iceberg</w:t>
-      </w:r>
-      <w:proofErr w:type="spellEnd"/>
-      <w:r>
-        <w:rPr>
-          <w:lang w:val="pt-BR"/>
-        </w:rPr>
-        <w:t xml:space="preserve"> e </w:t>
-      </w:r>
-      <w:proofErr w:type="spellStart"/>
-      <w:r>
-        <w:rPr>
-          <w:lang w:val="pt-BR"/>
-        </w:rPr>
-        <w:t>pedidos_iceberg</w:t>
-      </w:r>
-      <w:proofErr w:type="spellEnd"/>
-      <w:r>
-        <w:rPr>
-          <w:lang w:val="pt-BR"/>
-        </w:rPr>
-        <w:t>)</w:t>
+        <w:lastRenderedPageBreak/>
+        <w:t>2. Tabelas Iceberg (clientes_iceberg e pedidos_iceberg)</w:t>
       </w:r>
       <w:r>
         <w:rPr>
           <w:lang w:val="pt-BR"/>
         </w:rPr>
-        <w:t xml:space="preserve"> pós execução do </w:t>
+        <w:t xml:space="preserve"> pós execução do sql</w:t>
       </w:r>
-      <w:proofErr w:type="spellStart"/>
-      <w:r>
-        <w:rPr>
-          <w:lang w:val="pt-BR"/>
-        </w:rPr>
-        <w:t>sql</w:t>
-      </w:r>
-      <w:proofErr w:type="spellEnd"/>
       <w:r>
         <w:rPr>
           <w:lang w:val="pt-BR"/>
@@ -506,13 +433,13 @@
       </w:r>
       <w:r>
         <w:rPr>
-          <w:noProof/>
+          <w:lang w:val="pt-BR"/>
         </w:rPr>
         <w:drawing>
-          <wp:inline distT="0" distB="0" distL="0" distR="0" wp14:anchorId="23DB6D84" wp14:editId="3405255D">
-            <wp:extent cx="5400040" cy="3390265"/>
-            <wp:effectExtent l="0" t="0" r="0" b="635"/>
-            <wp:docPr id="8" name="Imagem 8"/>
+          <wp:inline distT="0" distB="0" distL="0" distR="0" wp14:anchorId="7889C458" wp14:editId="18CBA340">
+            <wp:extent cx="5486400" cy="5616575"/>
+            <wp:effectExtent l="0" t="0" r="0" b="3175"/>
+            <wp:docPr id="4" name="Imagem 4"/>
             <wp:cNvGraphicFramePr>
               <a:graphicFrameLocks xmlns:a="http://schemas.openxmlformats.org/drawingml/2006/main" noChangeAspect="1"/>
             </wp:cNvGraphicFramePr>
@@ -532,7 +459,7 @@
                   <pic:spPr>
                     <a:xfrm>
                       <a:off x="0" y="0"/>
-                      <a:ext cx="5400040" cy="3390265"/>
+                      <a:ext cx="5486400" cy="5616575"/>
                     </a:xfrm>
                     <a:prstGeom prst="rect">
                       <a:avLst/>
@@ -556,21 +483,7 @@
           <w:lang w:val="pt-BR"/>
         </w:rPr>
         <w:lastRenderedPageBreak/>
-        <w:t xml:space="preserve">3. Tipo </w:t>
-      </w:r>
-      <w:proofErr w:type="spellStart"/>
-      <w:r>
-        <w:rPr>
-          <w:lang w:val="pt-BR"/>
-        </w:rPr>
-        <w:t>data_pedido</w:t>
-      </w:r>
-      <w:proofErr w:type="spellEnd"/>
-      <w:r>
-        <w:rPr>
-          <w:lang w:val="pt-BR"/>
-        </w:rPr>
-        <w:t xml:space="preserve"> (date):</w:t>
+        <w:t>3. Tipo data_pedido (date):</w:t>
       </w:r>
       <w:r>
         <w:rPr>
@@ -629,21 +542,7 @@
         <w:rPr>
           <w:lang w:val="pt-BR"/>
         </w:rPr>
-        <w:t xml:space="preserve">4. Tabela </w:t>
-      </w:r>
-      <w:proofErr w:type="spellStart"/>
-      <w:r>
-        <w:rPr>
-          <w:lang w:val="pt-BR"/>
-        </w:rPr>
-        <w:t>pedidos_iceberg</w:t>
-      </w:r>
-      <w:proofErr w:type="spellEnd"/>
-      <w:r>
-        <w:rPr>
-          <w:lang w:val="pt-BR"/>
-        </w:rPr>
-        <w:t xml:space="preserve"> vazia:</w:t>
+        <w:t>4. Tabela pedidos_iceberg vazia:</w:t>
       </w:r>
       <w:r>
         <w:rPr>
@@ -696,17 +595,690 @@
       <w:pPr>
         <w:pStyle w:val="Ttulo2"/>
       </w:pPr>
-      <w:proofErr w:type="spellStart"/>
       <w:r>
         <w:lastRenderedPageBreak/>
-        <w:t>Tarefa</w:t>
+        <w:t>Tarefa 4</w:t>
       </w:r>
-      <w:proofErr w:type="spellEnd"/>
       <w:r>
-        <w:t xml:space="preserve"> 4</w:t>
+        <w:t xml:space="preserve"> - </w:t>
+      </w:r>
+      <w:r>
+        <w:t>Carregar dados iniciais</w:t>
       </w:r>
     </w:p>
     <w:p/>
+    <w:p>
+      <w:r>
+        <w:drawing>
+          <wp:inline distT="0" distB="0" distL="0" distR="0" wp14:anchorId="442C8ED3" wp14:editId="5B30BFB6">
+            <wp:extent cx="5486400" cy="3328670"/>
+            <wp:effectExtent l="0" t="0" r="0" b="5080"/>
+            <wp:docPr id="6" name="Imagem 6"/>
+            <wp:cNvGraphicFramePr>
+              <a:graphicFrameLocks xmlns:a="http://schemas.openxmlformats.org/drawingml/2006/main" noChangeAspect="1"/>
+            </wp:cNvGraphicFramePr>
+            <a:graphic xmlns:a="http://schemas.openxmlformats.org/drawingml/2006/main">
+              <a:graphicData uri="http://schemas.openxmlformats.org/drawingml/2006/picture">
+                <pic:pic xmlns:pic="http://schemas.openxmlformats.org/drawingml/2006/picture">
+                  <pic:nvPicPr>
+                    <pic:cNvPr id="1" name=""/>
+                    <pic:cNvPicPr/>
+                  </pic:nvPicPr>
+                  <pic:blipFill>
+                    <a:blip r:embed="rId14"/>
+                    <a:stretch>
+                      <a:fillRect/>
+                    </a:stretch>
+                  </pic:blipFill>
+                  <pic:spPr>
+                    <a:xfrm>
+                      <a:off x="0" y="0"/>
+                      <a:ext cx="5486400" cy="3328670"/>
+                    </a:xfrm>
+                    <a:prstGeom prst="rect">
+                      <a:avLst/>
+                    </a:prstGeom>
+                  </pic:spPr>
+                </pic:pic>
+              </a:graphicData>
+            </a:graphic>
+          </wp:inline>
+        </w:drawing>
+      </w:r>
+    </w:p>
+    <w:p>
+      <w:r>
+        <w:drawing>
+          <wp:inline distT="0" distB="0" distL="0" distR="0" wp14:anchorId="51F3CB14" wp14:editId="736B363F">
+            <wp:extent cx="5486400" cy="2000250"/>
+            <wp:effectExtent l="0" t="0" r="0" b="0"/>
+            <wp:docPr id="11" name="Imagem 11"/>
+            <wp:cNvGraphicFramePr>
+              <a:graphicFrameLocks xmlns:a="http://schemas.openxmlformats.org/drawingml/2006/main" noChangeAspect="1"/>
+            </wp:cNvGraphicFramePr>
+            <a:graphic xmlns:a="http://schemas.openxmlformats.org/drawingml/2006/main">
+              <a:graphicData uri="http://schemas.openxmlformats.org/drawingml/2006/picture">
+                <pic:pic xmlns:pic="http://schemas.openxmlformats.org/drawingml/2006/picture">
+                  <pic:nvPicPr>
+                    <pic:cNvPr id="1" name=""/>
+                    <pic:cNvPicPr/>
+                  </pic:nvPicPr>
+                  <pic:blipFill>
+                    <a:blip r:embed="rId15"/>
+                    <a:stretch>
+                      <a:fillRect/>
+                    </a:stretch>
+                  </pic:blipFill>
+                  <pic:spPr>
+                    <a:xfrm>
+                      <a:off x="0" y="0"/>
+                      <a:ext cx="5486400" cy="2000250"/>
+                    </a:xfrm>
+                    <a:prstGeom prst="rect">
+                      <a:avLst/>
+                    </a:prstGeom>
+                  </pic:spPr>
+                </pic:pic>
+              </a:graphicData>
+            </a:graphic>
+          </wp:inline>
+        </w:drawing>
+      </w:r>
+    </w:p>
+    <w:p>
+      <w:pPr>
+        <w:pStyle w:val="Ttulo2"/>
+        <w:rPr>
+          <w:lang w:val="pt-BR"/>
+        </w:rPr>
+      </w:pPr>
+      <w:r>
+        <w:rPr>
+          <w:lang w:val="pt-BR"/>
+        </w:rPr>
+        <w:t xml:space="preserve">Tarefa </w:t>
+      </w:r>
+      <w:r>
+        <w:rPr>
+          <w:lang w:val="pt-BR"/>
+        </w:rPr>
+        <w:t>5</w:t>
+      </w:r>
+      <w:r>
+        <w:rPr>
+          <w:lang w:val="pt-BR"/>
+        </w:rPr>
+        <w:t xml:space="preserve"> - Adicionar coluna calculada valor_final</w:t>
+      </w:r>
+    </w:p>
+    <w:p>
+      <w:pPr>
+        <w:rPr>
+          <w:lang w:val="pt-BR"/>
+        </w:rPr>
+      </w:pPr>
+    </w:p>
+    <w:p>
+      <w:pPr>
+        <w:rPr>
+          <w:lang w:val="pt-BR"/>
+        </w:rPr>
+      </w:pPr>
+      <w:r>
+        <w:rPr>
+          <w:lang w:val="pt-BR"/>
+        </w:rPr>
+        <w:lastRenderedPageBreak/>
+        <w:drawing>
+          <wp:inline distT="0" distB="0" distL="0" distR="0" wp14:anchorId="1D3661CB" wp14:editId="587E6845">
+            <wp:extent cx="5486400" cy="1741170"/>
+            <wp:effectExtent l="0" t="0" r="0" b="0"/>
+            <wp:docPr id="14" name="Imagem 14"/>
+            <wp:cNvGraphicFramePr>
+              <a:graphicFrameLocks xmlns:a="http://schemas.openxmlformats.org/drawingml/2006/main" noChangeAspect="1"/>
+            </wp:cNvGraphicFramePr>
+            <a:graphic xmlns:a="http://schemas.openxmlformats.org/drawingml/2006/main">
+              <a:graphicData uri="http://schemas.openxmlformats.org/drawingml/2006/picture">
+                <pic:pic xmlns:pic="http://schemas.openxmlformats.org/drawingml/2006/picture">
+                  <pic:nvPicPr>
+                    <pic:cNvPr id="1" name=""/>
+                    <pic:cNvPicPr/>
+                  </pic:nvPicPr>
+                  <pic:blipFill>
+                    <a:blip r:embed="rId16"/>
+                    <a:stretch>
+                      <a:fillRect/>
+                    </a:stretch>
+                  </pic:blipFill>
+                  <pic:spPr>
+                    <a:xfrm>
+                      <a:off x="0" y="0"/>
+                      <a:ext cx="5486400" cy="1741170"/>
+                    </a:xfrm>
+                    <a:prstGeom prst="rect">
+                      <a:avLst/>
+                    </a:prstGeom>
+                  </pic:spPr>
+                </pic:pic>
+              </a:graphicData>
+            </a:graphic>
+          </wp:inline>
+        </w:drawing>
+      </w:r>
+    </w:p>
+    <w:p>
+      <w:pPr>
+        <w:rPr>
+          <w:lang w:val="pt-BR"/>
+        </w:rPr>
+      </w:pPr>
+    </w:p>
+    <w:p>
+      <w:r>
+        <w:drawing>
+          <wp:inline distT="0" distB="0" distL="0" distR="0" wp14:anchorId="10663C6C" wp14:editId="6D83262F">
+            <wp:extent cx="5486400" cy="1759585"/>
+            <wp:effectExtent l="0" t="0" r="0" b="0"/>
+            <wp:docPr id="12" name="Imagem 12"/>
+            <wp:cNvGraphicFramePr>
+              <a:graphicFrameLocks xmlns:a="http://schemas.openxmlformats.org/drawingml/2006/main" noChangeAspect="1"/>
+            </wp:cNvGraphicFramePr>
+            <a:graphic xmlns:a="http://schemas.openxmlformats.org/drawingml/2006/main">
+              <a:graphicData uri="http://schemas.openxmlformats.org/drawingml/2006/picture">
+                <pic:pic xmlns:pic="http://schemas.openxmlformats.org/drawingml/2006/picture">
+                  <pic:nvPicPr>
+                    <pic:cNvPr id="1" name=""/>
+                    <pic:cNvPicPr/>
+                  </pic:nvPicPr>
+                  <pic:blipFill>
+                    <a:blip r:embed="rId17"/>
+                    <a:stretch>
+                      <a:fillRect/>
+                    </a:stretch>
+                  </pic:blipFill>
+                  <pic:spPr>
+                    <a:xfrm>
+                      <a:off x="0" y="0"/>
+                      <a:ext cx="5486400" cy="1759585"/>
+                    </a:xfrm>
+                    <a:prstGeom prst="rect">
+                      <a:avLst/>
+                    </a:prstGeom>
+                  </pic:spPr>
+                </pic:pic>
+              </a:graphicData>
+            </a:graphic>
+          </wp:inline>
+        </w:drawing>
+      </w:r>
+    </w:p>
+    <w:p>
+      <w:r>
+        <w:drawing>
+          <wp:inline distT="0" distB="0" distL="0" distR="0" wp14:anchorId="5668665A" wp14:editId="1BE63AE8">
+            <wp:extent cx="5486400" cy="2157730"/>
+            <wp:effectExtent l="0" t="0" r="0" b="0"/>
+            <wp:docPr id="13" name="Imagem 13"/>
+            <wp:cNvGraphicFramePr>
+              <a:graphicFrameLocks xmlns:a="http://schemas.openxmlformats.org/drawingml/2006/main" noChangeAspect="1"/>
+            </wp:cNvGraphicFramePr>
+            <a:graphic xmlns:a="http://schemas.openxmlformats.org/drawingml/2006/main">
+              <a:graphicData uri="http://schemas.openxmlformats.org/drawingml/2006/picture">
+                <pic:pic xmlns:pic="http://schemas.openxmlformats.org/drawingml/2006/picture">
+                  <pic:nvPicPr>
+                    <pic:cNvPr id="1" name=""/>
+                    <pic:cNvPicPr/>
+                  </pic:nvPicPr>
+                  <pic:blipFill>
+                    <a:blip r:embed="rId18"/>
+                    <a:stretch>
+                      <a:fillRect/>
+                    </a:stretch>
+                  </pic:blipFill>
+                  <pic:spPr>
+                    <a:xfrm>
+                      <a:off x="0" y="0"/>
+                      <a:ext cx="5486400" cy="2157730"/>
+                    </a:xfrm>
+                    <a:prstGeom prst="rect">
+                      <a:avLst/>
+                    </a:prstGeom>
+                  </pic:spPr>
+                </pic:pic>
+              </a:graphicData>
+            </a:graphic>
+          </wp:inline>
+        </w:drawing>
+      </w:r>
+    </w:p>
+    <w:p>
+      <w:r>
+        <w:drawing>
+          <wp:inline distT="0" distB="0" distL="0" distR="0" wp14:anchorId="362E9312" wp14:editId="73AC9A12">
+            <wp:extent cx="5486400" cy="1468120"/>
+            <wp:effectExtent l="0" t="0" r="0" b="0"/>
+            <wp:docPr id="15" name="Imagem 15"/>
+            <wp:cNvGraphicFramePr>
+              <a:graphicFrameLocks xmlns:a="http://schemas.openxmlformats.org/drawingml/2006/main" noChangeAspect="1"/>
+            </wp:cNvGraphicFramePr>
+            <a:graphic xmlns:a="http://schemas.openxmlformats.org/drawingml/2006/main">
+              <a:graphicData uri="http://schemas.openxmlformats.org/drawingml/2006/picture">
+                <pic:pic xmlns:pic="http://schemas.openxmlformats.org/drawingml/2006/picture">
+                  <pic:nvPicPr>
+                    <pic:cNvPr id="1" name=""/>
+                    <pic:cNvPicPr/>
+                  </pic:nvPicPr>
+                  <pic:blipFill>
+                    <a:blip r:embed="rId19"/>
+                    <a:stretch>
+                      <a:fillRect/>
+                    </a:stretch>
+                  </pic:blipFill>
+                  <pic:spPr>
+                    <a:xfrm>
+                      <a:off x="0" y="0"/>
+                      <a:ext cx="5486400" cy="1468120"/>
+                    </a:xfrm>
+                    <a:prstGeom prst="rect">
+                      <a:avLst/>
+                    </a:prstGeom>
+                  </pic:spPr>
+                </pic:pic>
+              </a:graphicData>
+            </a:graphic>
+          </wp:inline>
+        </w:drawing>
+      </w:r>
+    </w:p>
+    <w:p/>
+    <w:p>
+      <w:pPr>
+        <w:pStyle w:val="Ttulo2"/>
+        <w:rPr>
+          <w:lang w:val="pt-BR"/>
+        </w:rPr>
+      </w:pPr>
+      <w:r>
+        <w:rPr>
+          <w:lang w:val="pt-BR"/>
+        </w:rPr>
+        <w:lastRenderedPageBreak/>
+        <w:t xml:space="preserve">Tarefa </w:t>
+      </w:r>
+      <w:r>
+        <w:rPr>
+          <w:lang w:val="pt-BR"/>
+        </w:rPr>
+        <w:t>6</w:t>
+      </w:r>
+      <w:r>
+        <w:rPr>
+          <w:lang w:val="pt-BR"/>
+        </w:rPr>
+        <w:t xml:space="preserve"> - </w:t>
+      </w:r>
+      <w:r>
+        <w:rPr>
+          <w:lang w:val="pt-BR"/>
+        </w:rPr>
+        <w:t>Aplicar delta de CDC com MERGE INTO</w:t>
+      </w:r>
+    </w:p>
+    <w:p>
+      <w:pPr>
+        <w:rPr>
+          <w:lang w:val="pt-BR"/>
+        </w:rPr>
+      </w:pPr>
+      <w:r>
+        <w:rPr>
+          <w:lang w:val="pt-BR"/>
+        </w:rPr>
+        <w:drawing>
+          <wp:inline distT="0" distB="0" distL="0" distR="0" wp14:anchorId="559A595B" wp14:editId="2CA1087D">
+            <wp:extent cx="5486400" cy="2809875"/>
+            <wp:effectExtent l="0" t="0" r="0" b="9525"/>
+            <wp:docPr id="16" name="Imagem 16"/>
+            <wp:cNvGraphicFramePr>
+              <a:graphicFrameLocks xmlns:a="http://schemas.openxmlformats.org/drawingml/2006/main" noChangeAspect="1"/>
+            </wp:cNvGraphicFramePr>
+            <a:graphic xmlns:a="http://schemas.openxmlformats.org/drawingml/2006/main">
+              <a:graphicData uri="http://schemas.openxmlformats.org/drawingml/2006/picture">
+                <pic:pic xmlns:pic="http://schemas.openxmlformats.org/drawingml/2006/picture">
+                  <pic:nvPicPr>
+                    <pic:cNvPr id="1" name=""/>
+                    <pic:cNvPicPr/>
+                  </pic:nvPicPr>
+                  <pic:blipFill>
+                    <a:blip r:embed="rId20"/>
+                    <a:stretch>
+                      <a:fillRect/>
+                    </a:stretch>
+                  </pic:blipFill>
+                  <pic:spPr>
+                    <a:xfrm>
+                      <a:off x="0" y="0"/>
+                      <a:ext cx="5486400" cy="2809875"/>
+                    </a:xfrm>
+                    <a:prstGeom prst="rect">
+                      <a:avLst/>
+                    </a:prstGeom>
+                  </pic:spPr>
+                </pic:pic>
+              </a:graphicData>
+            </a:graphic>
+          </wp:inline>
+        </w:drawing>
+      </w:r>
+    </w:p>
+    <w:p>
+      <w:pPr>
+        <w:rPr>
+          <w:lang w:val="pt-BR"/>
+        </w:rPr>
+      </w:pPr>
+      <w:r>
+        <w:rPr>
+          <w:lang w:val="pt-BR"/>
+        </w:rPr>
+        <w:lastRenderedPageBreak/>
+        <w:drawing>
+          <wp:inline distT="0" distB="0" distL="0" distR="0" wp14:anchorId="67F277A5" wp14:editId="7DB981A7">
+            <wp:extent cx="5486400" cy="5468620"/>
+            <wp:effectExtent l="0" t="0" r="0" b="0"/>
+            <wp:docPr id="17" name="Imagem 17"/>
+            <wp:cNvGraphicFramePr>
+              <a:graphicFrameLocks xmlns:a="http://schemas.openxmlformats.org/drawingml/2006/main" noChangeAspect="1"/>
+            </wp:cNvGraphicFramePr>
+            <a:graphic xmlns:a="http://schemas.openxmlformats.org/drawingml/2006/main">
+              <a:graphicData uri="http://schemas.openxmlformats.org/drawingml/2006/picture">
+                <pic:pic xmlns:pic="http://schemas.openxmlformats.org/drawingml/2006/picture">
+                  <pic:nvPicPr>
+                    <pic:cNvPr id="1" name=""/>
+                    <pic:cNvPicPr/>
+                  </pic:nvPicPr>
+                  <pic:blipFill>
+                    <a:blip r:embed="rId21"/>
+                    <a:stretch>
+                      <a:fillRect/>
+                    </a:stretch>
+                  </pic:blipFill>
+                  <pic:spPr>
+                    <a:xfrm>
+                      <a:off x="0" y="0"/>
+                      <a:ext cx="5486400" cy="5468620"/>
+                    </a:xfrm>
+                    <a:prstGeom prst="rect">
+                      <a:avLst/>
+                    </a:prstGeom>
+                  </pic:spPr>
+                </pic:pic>
+              </a:graphicData>
+            </a:graphic>
+          </wp:inline>
+        </w:drawing>
+      </w:r>
+    </w:p>
+    <w:p>
+      <w:pPr>
+        <w:rPr>
+          <w:lang w:val="pt-BR"/>
+        </w:rPr>
+      </w:pPr>
+      <w:r>
+        <w:rPr>
+          <w:lang w:val="pt-BR"/>
+        </w:rPr>
+        <w:drawing>
+          <wp:inline distT="0" distB="0" distL="0" distR="0" wp14:anchorId="26049719" wp14:editId="3CD8790E">
+            <wp:extent cx="5486400" cy="1950085"/>
+            <wp:effectExtent l="0" t="0" r="0" b="0"/>
+            <wp:docPr id="18" name="Imagem 18"/>
+            <wp:cNvGraphicFramePr>
+              <a:graphicFrameLocks xmlns:a="http://schemas.openxmlformats.org/drawingml/2006/main" noChangeAspect="1"/>
+            </wp:cNvGraphicFramePr>
+            <a:graphic xmlns:a="http://schemas.openxmlformats.org/drawingml/2006/main">
+              <a:graphicData uri="http://schemas.openxmlformats.org/drawingml/2006/picture">
+                <pic:pic xmlns:pic="http://schemas.openxmlformats.org/drawingml/2006/picture">
+                  <pic:nvPicPr>
+                    <pic:cNvPr id="1" name=""/>
+                    <pic:cNvPicPr/>
+                  </pic:nvPicPr>
+                  <pic:blipFill>
+                    <a:blip r:embed="rId22"/>
+                    <a:stretch>
+                      <a:fillRect/>
+                    </a:stretch>
+                  </pic:blipFill>
+                  <pic:spPr>
+                    <a:xfrm>
+                      <a:off x="0" y="0"/>
+                      <a:ext cx="5486400" cy="1950085"/>
+                    </a:xfrm>
+                    <a:prstGeom prst="rect">
+                      <a:avLst/>
+                    </a:prstGeom>
+                  </pic:spPr>
+                </pic:pic>
+              </a:graphicData>
+            </a:graphic>
+          </wp:inline>
+        </w:drawing>
+      </w:r>
+    </w:p>
+    <w:p>
+      <w:pPr>
+        <w:rPr>
+          <w:lang w:val="pt-BR"/>
+        </w:rPr>
+      </w:pPr>
+      <w:r>
+        <w:rPr>
+          <w:lang w:val="pt-BR"/>
+        </w:rPr>
+        <w:lastRenderedPageBreak/>
+        <w:drawing>
+          <wp:inline distT="0" distB="0" distL="0" distR="0" wp14:anchorId="221FEEF3" wp14:editId="7108A0BA">
+            <wp:extent cx="5486400" cy="1595755"/>
+            <wp:effectExtent l="0" t="0" r="0" b="4445"/>
+            <wp:docPr id="19" name="Imagem 19"/>
+            <wp:cNvGraphicFramePr>
+              <a:graphicFrameLocks xmlns:a="http://schemas.openxmlformats.org/drawingml/2006/main" noChangeAspect="1"/>
+            </wp:cNvGraphicFramePr>
+            <a:graphic xmlns:a="http://schemas.openxmlformats.org/drawingml/2006/main">
+              <a:graphicData uri="http://schemas.openxmlformats.org/drawingml/2006/picture">
+                <pic:pic xmlns:pic="http://schemas.openxmlformats.org/drawingml/2006/picture">
+                  <pic:nvPicPr>
+                    <pic:cNvPr id="1" name=""/>
+                    <pic:cNvPicPr/>
+                  </pic:nvPicPr>
+                  <pic:blipFill>
+                    <a:blip r:embed="rId23"/>
+                    <a:stretch>
+                      <a:fillRect/>
+                    </a:stretch>
+                  </pic:blipFill>
+                  <pic:spPr>
+                    <a:xfrm>
+                      <a:off x="0" y="0"/>
+                      <a:ext cx="5486400" cy="1595755"/>
+                    </a:xfrm>
+                    <a:prstGeom prst="rect">
+                      <a:avLst/>
+                    </a:prstGeom>
+                  </pic:spPr>
+                </pic:pic>
+              </a:graphicData>
+            </a:graphic>
+          </wp:inline>
+        </w:drawing>
+      </w:r>
+    </w:p>
+    <w:p>
+      <w:pPr>
+        <w:rPr>
+          <w:lang w:val="pt-BR"/>
+        </w:rPr>
+      </w:pPr>
+    </w:p>
+    <w:p>
+      <w:pPr>
+        <w:pStyle w:val="Ttulo2"/>
+        <w:rPr>
+          <w:lang w:val="pt-BR"/>
+        </w:rPr>
+      </w:pPr>
+      <w:r>
+        <w:rPr>
+          <w:lang w:val="pt-BR"/>
+        </w:rPr>
+        <w:t xml:space="preserve">Tarefa </w:t>
+      </w:r>
+      <w:r>
+        <w:rPr>
+          <w:lang w:val="pt-BR"/>
+        </w:rPr>
+        <w:t>7</w:t>
+      </w:r>
+      <w:r>
+        <w:rPr>
+          <w:lang w:val="pt-BR"/>
+        </w:rPr>
+        <w:t xml:space="preserve"> - </w:t>
+      </w:r>
+      <w:r>
+        <w:rPr>
+          <w:lang w:val="pt-BR"/>
+        </w:rPr>
+        <w:t>Otimização da tabela pedidos_iceberg</w:t>
+      </w:r>
+    </w:p>
+    <w:p>
+      <w:pPr>
+        <w:rPr>
+          <w:lang w:val="pt-BR"/>
+        </w:rPr>
+      </w:pPr>
+      <w:r>
+        <w:rPr>
+          <w:lang w:val="pt-BR"/>
+        </w:rPr>
+        <w:drawing>
+          <wp:inline distT="0" distB="0" distL="0" distR="0" wp14:anchorId="2E2C15E7" wp14:editId="6F5E1174">
+            <wp:extent cx="5486400" cy="2647315"/>
+            <wp:effectExtent l="0" t="0" r="0" b="635"/>
+            <wp:docPr id="20" name="Imagem 20"/>
+            <wp:cNvGraphicFramePr>
+              <a:graphicFrameLocks xmlns:a="http://schemas.openxmlformats.org/drawingml/2006/main" noChangeAspect="1"/>
+            </wp:cNvGraphicFramePr>
+            <a:graphic xmlns:a="http://schemas.openxmlformats.org/drawingml/2006/main">
+              <a:graphicData uri="http://schemas.openxmlformats.org/drawingml/2006/picture">
+                <pic:pic xmlns:pic="http://schemas.openxmlformats.org/drawingml/2006/picture">
+                  <pic:nvPicPr>
+                    <pic:cNvPr id="1" name=""/>
+                    <pic:cNvPicPr/>
+                  </pic:nvPicPr>
+                  <pic:blipFill>
+                    <a:blip r:embed="rId24"/>
+                    <a:stretch>
+                      <a:fillRect/>
+                    </a:stretch>
+                  </pic:blipFill>
+                  <pic:spPr>
+                    <a:xfrm>
+                      <a:off x="0" y="0"/>
+                      <a:ext cx="5486400" cy="2647315"/>
+                    </a:xfrm>
+                    <a:prstGeom prst="rect">
+                      <a:avLst/>
+                    </a:prstGeom>
+                  </pic:spPr>
+                </pic:pic>
+              </a:graphicData>
+            </a:graphic>
+          </wp:inline>
+        </w:drawing>
+      </w:r>
+    </w:p>
+    <w:p>
+      <w:pPr>
+        <w:pStyle w:val="Ttulo2"/>
+        <w:rPr>
+          <w:lang w:val="pt-BR"/>
+        </w:rPr>
+      </w:pPr>
+      <w:r>
+        <w:rPr>
+          <w:lang w:val="pt-BR"/>
+        </w:rPr>
+        <w:t xml:space="preserve">Tarefa </w:t>
+      </w:r>
+      <w:r>
+        <w:rPr>
+          <w:lang w:val="pt-BR"/>
+        </w:rPr>
+        <w:t>8</w:t>
+      </w:r>
+      <w:r>
+        <w:rPr>
+          <w:lang w:val="pt-BR"/>
+        </w:rPr>
+        <w:t xml:space="preserve"> - </w:t>
+      </w:r>
+      <w:r>
+        <w:rPr>
+          <w:lang w:val="pt-BR"/>
+        </w:rPr>
+        <w:t>Otimização da tabela pedidos_iceberg</w:t>
+      </w:r>
+    </w:p>
+    <w:p>
+      <w:pPr>
+        <w:rPr>
+          <w:lang w:val="pt-BR"/>
+        </w:rPr>
+      </w:pPr>
+      <w:r>
+        <w:rPr>
+          <w:lang w:val="pt-BR"/>
+        </w:rPr>
+        <w:drawing>
+          <wp:inline distT="0" distB="0" distL="0" distR="0" wp14:anchorId="254484E8" wp14:editId="03B341FD">
+            <wp:extent cx="5486400" cy="2804160"/>
+            <wp:effectExtent l="0" t="0" r="0" b="0"/>
+            <wp:docPr id="21" name="Imagem 21"/>
+            <wp:cNvGraphicFramePr>
+              <a:graphicFrameLocks xmlns:a="http://schemas.openxmlformats.org/drawingml/2006/main" noChangeAspect="1"/>
+            </wp:cNvGraphicFramePr>
+            <a:graphic xmlns:a="http://schemas.openxmlformats.org/drawingml/2006/main">
+              <a:graphicData uri="http://schemas.openxmlformats.org/drawingml/2006/picture">
+                <pic:pic xmlns:pic="http://schemas.openxmlformats.org/drawingml/2006/picture">
+                  <pic:nvPicPr>
+                    <pic:cNvPr id="1" name=""/>
+                    <pic:cNvPicPr/>
+                  </pic:nvPicPr>
+                  <pic:blipFill>
+                    <a:blip r:embed="rId25"/>
+                    <a:stretch>
+                      <a:fillRect/>
+                    </a:stretch>
+                  </pic:blipFill>
+                  <pic:spPr>
+                    <a:xfrm>
+                      <a:off x="0" y="0"/>
+                      <a:ext cx="5486400" cy="2804160"/>
+                    </a:xfrm>
+                    <a:prstGeom prst="rect">
+                      <a:avLst/>
+                    </a:prstGeom>
+                  </pic:spPr>
+                </pic:pic>
+              </a:graphicData>
+            </a:graphic>
+          </wp:inline>
+        </w:drawing>
+      </w:r>
+    </w:p>
     <w:sectPr>
       <w:pgSz w:w="12240" w:h="15840"/>
       <w:pgMar w:top="1440" w:right="1800" w:bottom="1440" w:left="1800" w:header="720" w:footer="720" w:gutter="0"/>
@@ -1205,11 +1777,6 @@
     <w:lsdException w:name="Book Title" w:uiPriority="33" w:qFormat="1"/>
     <w:lsdException w:name="Bibliography" w:semiHidden="1" w:uiPriority="37" w:unhideWhenUsed="1"/>
     <w:lsdException w:name="TOC Heading" w:semiHidden="1" w:uiPriority="39" w:unhideWhenUsed="1" w:qFormat="1"/>
-    <w:lsdException w:name="Plain Table 5" w:semiHidden="1" w:unhideWhenUsed="1"/>
-    <w:lsdException w:name="Grid Table Light" w:semiHidden="1" w:unhideWhenUsed="1"/>
-    <w:lsdException w:name="Grid Table 1 Light" w:semiHidden="1" w:unhideWhenUsed="1"/>
-    <w:lsdException w:name="Grid Table 2" w:semiHidden="1" w:unhideWhenUsed="1"/>
-    <w:lsdException w:name="Grid Table 3" w:semiHidden="1" w:unhideWhenUsed="1"/>
     <w:lsdException w:name="Grid Table 4" w:uiPriority="49"/>
     <w:lsdException w:name="Grid Table 5 Dark" w:uiPriority="50"/>
     <w:lsdException w:name="Grid Table 6 Colorful" w:uiPriority="51"/>

--- a/Trabalho-Final/evidencias/Execucao_Trabalho_Final.docx
+++ b/Trabalho-Final/evidencias/Execucao_Trabalho_Final.docx
@@ -433,6 +433,7 @@
       </w:r>
       <w:r>
         <w:rPr>
+          <w:noProof/>
           <w:lang w:val="pt-BR"/>
         </w:rPr>
         <w:drawing>
@@ -609,6 +610,9 @@
     <w:p/>
     <w:p>
       <w:r>
+        <w:rPr>
+          <w:noProof/>
+        </w:rPr>
         <w:drawing>
           <wp:inline distT="0" distB="0" distL="0" distR="0" wp14:anchorId="442C8ED3" wp14:editId="5B30BFB6">
             <wp:extent cx="5486400" cy="3328670"/>
@@ -648,6 +652,9 @@
     </w:p>
     <w:p>
       <w:r>
+        <w:rPr>
+          <w:noProof/>
+        </w:rPr>
         <w:drawing>
           <wp:inline distT="0" distB="0" distL="0" distR="0" wp14:anchorId="51F3CB14" wp14:editId="736B363F">
             <wp:extent cx="5486400" cy="2000250"/>
@@ -696,19 +703,7 @@
         <w:rPr>
           <w:lang w:val="pt-BR"/>
         </w:rPr>
-        <w:t xml:space="preserve">Tarefa </w:t>
-      </w:r>
-      <w:r>
-        <w:rPr>
-          <w:lang w:val="pt-BR"/>
-        </w:rPr>
-        <w:t>5</w:t>
-      </w:r>
-      <w:r>
-        <w:rPr>
-          <w:lang w:val="pt-BR"/>
-        </w:rPr>
-        <w:t xml:space="preserve"> - Adicionar coluna calculada valor_final</w:t>
+        <w:t>Tarefa 5 - Adicionar coluna calculada valor_final</w:t>
       </w:r>
     </w:p>
     <w:p>
@@ -726,6 +721,7 @@
       </w:pPr>
       <w:r>
         <w:rPr>
+          <w:noProof/>
           <w:lang w:val="pt-BR"/>
         </w:rPr>
         <w:lastRenderedPageBreak/>
@@ -775,6 +771,9 @@
     </w:p>
     <w:p>
       <w:r>
+        <w:rPr>
+          <w:noProof/>
+        </w:rPr>
         <w:drawing>
           <wp:inline distT="0" distB="0" distL="0" distR="0" wp14:anchorId="10663C6C" wp14:editId="6D83262F">
             <wp:extent cx="5486400" cy="1759585"/>
@@ -814,6 +813,9 @@
     </w:p>
     <w:p>
       <w:r>
+        <w:rPr>
+          <w:noProof/>
+        </w:rPr>
         <w:drawing>
           <wp:inline distT="0" distB="0" distL="0" distR="0" wp14:anchorId="5668665A" wp14:editId="1BE63AE8">
             <wp:extent cx="5486400" cy="2157730"/>
@@ -853,6 +855,9 @@
     </w:p>
     <w:p>
       <w:r>
+        <w:rPr>
+          <w:noProof/>
+        </w:rPr>
         <w:drawing>
           <wp:inline distT="0" distB="0" distL="0" distR="0" wp14:anchorId="362E9312" wp14:editId="73AC9A12">
             <wp:extent cx="5486400" cy="1468120"/>
@@ -932,6 +937,7 @@
       </w:pPr>
       <w:r>
         <w:rPr>
+          <w:noProof/>
           <w:lang w:val="pt-BR"/>
         </w:rPr>
         <w:drawing>
@@ -979,6 +985,7 @@
       </w:pPr>
       <w:r>
         <w:rPr>
+          <w:noProof/>
           <w:lang w:val="pt-BR"/>
         </w:rPr>
         <w:lastRenderedPageBreak/>
@@ -1027,6 +1034,7 @@
       </w:pPr>
       <w:r>
         <w:rPr>
+          <w:noProof/>
           <w:lang w:val="pt-BR"/>
         </w:rPr>
         <w:drawing>
@@ -1074,6 +1082,7 @@
       </w:pPr>
       <w:r>
         <w:rPr>
+          <w:noProof/>
           <w:lang w:val="pt-BR"/>
         </w:rPr>
         <w:lastRenderedPageBreak/>
@@ -1161,6 +1170,7 @@
       </w:pPr>
       <w:r>
         <w:rPr>
+          <w:noProof/>
           <w:lang w:val="pt-BR"/>
         </w:rPr>
         <w:drawing>
@@ -1229,7 +1239,7 @@
         <w:rPr>
           <w:lang w:val="pt-BR"/>
         </w:rPr>
-        <w:t>Otimização da tabela pedidos_iceberg</w:t>
+        <w:t>Query executiva dos Top 5 clientes</w:t>
       </w:r>
     </w:p>
     <w:p>
@@ -1240,6 +1250,7 @@
       </w:pPr>
       <w:r>
         <w:rPr>
+          <w:noProof/>
           <w:lang w:val="pt-BR"/>
         </w:rPr>
         <w:drawing>
